--- a/4_Diari/Diario_04.09.2026.docx
+++ b/4_Diari/Diario_04.09.2026.docx
@@ -526,7 +526,21 @@
             <w:rFonts w:eastAsia="Times New Roman" w:cstheme="minorHAnsi"/>
             <w:lang w:val="it-IT" w:eastAsia="fr-FR"/>
           </w:rPr>
-          <w:t>Sicurezza di un dispositivo Windows</w:t>
+          <w:t>Sicurezza di dispositiv</w:t>
+        </w:r>
+        <w:r>
+          <w:rPr>
+            <w:rFonts w:eastAsia="Times New Roman" w:cstheme="minorHAnsi"/>
+            <w:lang w:val="it-IT" w:eastAsia="fr-FR"/>
+          </w:rPr>
+          <w:t>i</w:t>
+        </w:r>
+        <w:r>
+          <w:rPr>
+            <w:rFonts w:eastAsia="Times New Roman" w:cstheme="minorHAnsi"/>
+            <w:lang w:val="it-IT" w:eastAsia="fr-FR"/>
+          </w:rPr>
+          <w:t xml:space="preserve"> Windows</w:t>
         </w:r>
       </w:sdtContent>
     </w:sdt>
@@ -3949,6 +3963,7 @@
     <w:rsid w:val="001101C0"/>
     <w:rsid w:val="00117F2A"/>
     <w:rsid w:val="00127196"/>
+    <w:rsid w:val="00193C50"/>
     <w:rsid w:val="001A0560"/>
     <w:rsid w:val="001C54F7"/>
     <w:rsid w:val="001D27C6"/>
@@ -4005,6 +4020,7 @@
     <w:rsid w:val="007A4EC3"/>
     <w:rsid w:val="007C49C7"/>
     <w:rsid w:val="007E2877"/>
+    <w:rsid w:val="007E6169"/>
     <w:rsid w:val="008073A0"/>
     <w:rsid w:val="00842400"/>
     <w:rsid w:val="00866671"/>
